--- a/documentatie/Bijlage 3 Persoonlijke ticketlijst.docx
+++ b/documentatie/Bijlage 3 Persoonlijke ticketlijst.docx
@@ -188,8 +188,8 @@
         <w:tblLook w:val="04A0" w:firstRow="1" w:lastRow="0" w:firstColumn="1" w:lastColumn="0" w:noHBand="0" w:noVBand="1"/>
       </w:tblPr>
       <w:tblGrid>
-        <w:gridCol w:w="601"/>
-        <w:gridCol w:w="6197"/>
+        <w:gridCol w:w="703"/>
+        <w:gridCol w:w="6095"/>
         <w:gridCol w:w="2264"/>
       </w:tblGrid>
       <w:tr>
@@ -200,7 +200,7 @@
         <w:tc>
           <w:tcPr>
             <w:cnfStyle w:val="001000000000" w:firstRow="0" w:lastRow="0" w:firstColumn="1" w:lastColumn="0" w:oddVBand="0" w:evenVBand="0" w:oddHBand="0" w:evenHBand="0" w:firstRowFirstColumn="0" w:firstRowLastColumn="0" w:lastRowFirstColumn="0" w:lastRowLastColumn="0"/>
-            <w:tcW w:w="332" w:type="pct"/>
+            <w:tcW w:w="388" w:type="pct"/>
             <w:noWrap/>
             <w:hideMark/>
           </w:tcPr>
@@ -216,7 +216,7 @@
         </w:tc>
         <w:tc>
           <w:tcPr>
-            <w:tcW w:w="3419" w:type="pct"/>
+            <w:tcW w:w="3362" w:type="pct"/>
             <w:noWrap/>
             <w:hideMark/>
           </w:tcPr>
@@ -273,7 +273,7 @@
         <w:tc>
           <w:tcPr>
             <w:cnfStyle w:val="001000000000" w:firstRow="0" w:lastRow="0" w:firstColumn="1" w:lastColumn="0" w:oddVBand="0" w:evenVBand="0" w:oddHBand="0" w:evenHBand="0" w:firstRowFirstColumn="0" w:firstRowLastColumn="0" w:lastRowFirstColumn="0" w:lastRowLastColumn="0"/>
-            <w:tcW w:w="332" w:type="pct"/>
+            <w:tcW w:w="388" w:type="pct"/>
             <w:noWrap/>
             <w:hideMark/>
           </w:tcPr>
@@ -298,7 +298,7 @@
         </w:tc>
         <w:tc>
           <w:tcPr>
-            <w:tcW w:w="3419" w:type="pct"/>
+            <w:tcW w:w="3362" w:type="pct"/>
             <w:noWrap/>
             <w:hideMark/>
           </w:tcPr>
@@ -344,7 +344,7 @@
         <w:tc>
           <w:tcPr>
             <w:cnfStyle w:val="001000000000" w:firstRow="0" w:lastRow="0" w:firstColumn="1" w:lastColumn="0" w:oddVBand="0" w:evenVBand="0" w:oddHBand="0" w:evenHBand="0" w:firstRowFirstColumn="0" w:firstRowLastColumn="0" w:lastRowFirstColumn="0" w:lastRowLastColumn="0"/>
-            <w:tcW w:w="332" w:type="pct"/>
+            <w:tcW w:w="388" w:type="pct"/>
             <w:noWrap/>
             <w:hideMark/>
           </w:tcPr>
@@ -369,7 +369,7 @@
         </w:tc>
         <w:tc>
           <w:tcPr>
-            <w:tcW w:w="3419" w:type="pct"/>
+            <w:tcW w:w="3362" w:type="pct"/>
             <w:noWrap/>
             <w:hideMark/>
           </w:tcPr>
@@ -424,7 +424,7 @@
         <w:tc>
           <w:tcPr>
             <w:cnfStyle w:val="001000000000" w:firstRow="0" w:lastRow="0" w:firstColumn="1" w:lastColumn="0" w:oddVBand="0" w:evenVBand="0" w:oddHBand="0" w:evenHBand="0" w:firstRowFirstColumn="0" w:firstRowLastColumn="0" w:lastRowFirstColumn="0" w:lastRowLastColumn="0"/>
-            <w:tcW w:w="332" w:type="pct"/>
+            <w:tcW w:w="388" w:type="pct"/>
             <w:noWrap/>
             <w:hideMark/>
           </w:tcPr>
@@ -449,7 +449,7 @@
         </w:tc>
         <w:tc>
           <w:tcPr>
-            <w:tcW w:w="3419" w:type="pct"/>
+            <w:tcW w:w="3362" w:type="pct"/>
             <w:noWrap/>
             <w:hideMark/>
           </w:tcPr>
@@ -503,7 +503,7 @@
         <w:tc>
           <w:tcPr>
             <w:cnfStyle w:val="001000000000" w:firstRow="0" w:lastRow="0" w:firstColumn="1" w:lastColumn="0" w:oddVBand="0" w:evenVBand="0" w:oddHBand="0" w:evenHBand="0" w:firstRowFirstColumn="0" w:firstRowLastColumn="0" w:lastRowFirstColumn="0" w:lastRowLastColumn="0"/>
-            <w:tcW w:w="332" w:type="pct"/>
+            <w:tcW w:w="388" w:type="pct"/>
             <w:noWrap/>
             <w:hideMark/>
           </w:tcPr>
@@ -528,7 +528,7 @@
         </w:tc>
         <w:tc>
           <w:tcPr>
-            <w:tcW w:w="3419" w:type="pct"/>
+            <w:tcW w:w="3362" w:type="pct"/>
             <w:noWrap/>
             <w:hideMark/>
           </w:tcPr>
@@ -583,7 +583,7 @@
         <w:tc>
           <w:tcPr>
             <w:cnfStyle w:val="001000000000" w:firstRow="0" w:lastRow="0" w:firstColumn="1" w:lastColumn="0" w:oddVBand="0" w:evenVBand="0" w:oddHBand="0" w:evenHBand="0" w:firstRowFirstColumn="0" w:firstRowLastColumn="0" w:lastRowFirstColumn="0" w:lastRowLastColumn="0"/>
-            <w:tcW w:w="332" w:type="pct"/>
+            <w:tcW w:w="388" w:type="pct"/>
             <w:noWrap/>
             <w:hideMark/>
           </w:tcPr>
@@ -608,7 +608,7 @@
         </w:tc>
         <w:tc>
           <w:tcPr>
-            <w:tcW w:w="3419" w:type="pct"/>
+            <w:tcW w:w="3362" w:type="pct"/>
             <w:hideMark/>
           </w:tcPr>
           <w:p>
@@ -670,7 +670,7 @@
         <w:tc>
           <w:tcPr>
             <w:cnfStyle w:val="001000000000" w:firstRow="0" w:lastRow="0" w:firstColumn="1" w:lastColumn="0" w:oddVBand="0" w:evenVBand="0" w:oddHBand="0" w:evenHBand="0" w:firstRowFirstColumn="0" w:firstRowLastColumn="0" w:lastRowFirstColumn="0" w:lastRowLastColumn="0"/>
-            <w:tcW w:w="332" w:type="pct"/>
+            <w:tcW w:w="388" w:type="pct"/>
             <w:noWrap/>
             <w:hideMark/>
           </w:tcPr>
@@ -695,7 +695,7 @@
         </w:tc>
         <w:tc>
           <w:tcPr>
-            <w:tcW w:w="3419" w:type="pct"/>
+            <w:tcW w:w="3362" w:type="pct"/>
             <w:noWrap/>
             <w:hideMark/>
           </w:tcPr>
@@ -750,7 +750,7 @@
         <w:tc>
           <w:tcPr>
             <w:cnfStyle w:val="001000000000" w:firstRow="0" w:lastRow="0" w:firstColumn="1" w:lastColumn="0" w:oddVBand="0" w:evenVBand="0" w:oddHBand="0" w:evenHBand="0" w:firstRowFirstColumn="0" w:firstRowLastColumn="0" w:lastRowFirstColumn="0" w:lastRowLastColumn="0"/>
-            <w:tcW w:w="332" w:type="pct"/>
+            <w:tcW w:w="388" w:type="pct"/>
             <w:noWrap/>
             <w:hideMark/>
           </w:tcPr>
@@ -775,7 +775,7 @@
         </w:tc>
         <w:tc>
           <w:tcPr>
-            <w:tcW w:w="3419" w:type="pct"/>
+            <w:tcW w:w="3362" w:type="pct"/>
             <w:noWrap/>
             <w:hideMark/>
           </w:tcPr>
@@ -829,7 +829,7 @@
         <w:tc>
           <w:tcPr>
             <w:cnfStyle w:val="001000000000" w:firstRow="0" w:lastRow="0" w:firstColumn="1" w:lastColumn="0" w:oddVBand="0" w:evenVBand="0" w:oddHBand="0" w:evenHBand="0" w:firstRowFirstColumn="0" w:firstRowLastColumn="0" w:lastRowFirstColumn="0" w:lastRowLastColumn="0"/>
-            <w:tcW w:w="332" w:type="pct"/>
+            <w:tcW w:w="388" w:type="pct"/>
             <w:noWrap/>
             <w:hideMark/>
           </w:tcPr>
@@ -854,7 +854,7 @@
         </w:tc>
         <w:tc>
           <w:tcPr>
-            <w:tcW w:w="3419" w:type="pct"/>
+            <w:tcW w:w="3362" w:type="pct"/>
             <w:noWrap/>
             <w:hideMark/>
           </w:tcPr>
@@ -909,7 +909,7 @@
         <w:tc>
           <w:tcPr>
             <w:cnfStyle w:val="001000000000" w:firstRow="0" w:lastRow="0" w:firstColumn="1" w:lastColumn="0" w:oddVBand="0" w:evenVBand="0" w:oddHBand="0" w:evenHBand="0" w:firstRowFirstColumn="0" w:firstRowLastColumn="0" w:lastRowFirstColumn="0" w:lastRowLastColumn="0"/>
-            <w:tcW w:w="332" w:type="pct"/>
+            <w:tcW w:w="388" w:type="pct"/>
             <w:noWrap/>
             <w:hideMark/>
           </w:tcPr>
@@ -934,7 +934,7 @@
         </w:tc>
         <w:tc>
           <w:tcPr>
-            <w:tcW w:w="3419" w:type="pct"/>
+            <w:tcW w:w="3362" w:type="pct"/>
             <w:noWrap/>
             <w:hideMark/>
           </w:tcPr>
@@ -988,7 +988,7 @@
         <w:tc>
           <w:tcPr>
             <w:cnfStyle w:val="001000000000" w:firstRow="0" w:lastRow="0" w:firstColumn="1" w:lastColumn="0" w:oddVBand="0" w:evenVBand="0" w:oddHBand="0" w:evenHBand="0" w:firstRowFirstColumn="0" w:firstRowLastColumn="0" w:lastRowFirstColumn="0" w:lastRowLastColumn="0"/>
-            <w:tcW w:w="332" w:type="pct"/>
+            <w:tcW w:w="388" w:type="pct"/>
             <w:noWrap/>
             <w:hideMark/>
           </w:tcPr>
@@ -1013,7 +1013,7 @@
         </w:tc>
         <w:tc>
           <w:tcPr>
-            <w:tcW w:w="3419" w:type="pct"/>
+            <w:tcW w:w="3362" w:type="pct"/>
             <w:noWrap/>
             <w:hideMark/>
           </w:tcPr>
@@ -1068,7 +1068,7 @@
         <w:tc>
           <w:tcPr>
             <w:cnfStyle w:val="001000000000" w:firstRow="0" w:lastRow="0" w:firstColumn="1" w:lastColumn="0" w:oddVBand="0" w:evenVBand="0" w:oddHBand="0" w:evenHBand="0" w:firstRowFirstColumn="0" w:firstRowLastColumn="0" w:lastRowFirstColumn="0" w:lastRowLastColumn="0"/>
-            <w:tcW w:w="332" w:type="pct"/>
+            <w:tcW w:w="388" w:type="pct"/>
             <w:noWrap/>
             <w:hideMark/>
           </w:tcPr>
@@ -1093,7 +1093,7 @@
         </w:tc>
         <w:tc>
           <w:tcPr>
-            <w:tcW w:w="3419" w:type="pct"/>
+            <w:tcW w:w="3362" w:type="pct"/>
             <w:noWrap/>
             <w:hideMark/>
           </w:tcPr>
@@ -1147,7 +1147,7 @@
         <w:tc>
           <w:tcPr>
             <w:cnfStyle w:val="001000000000" w:firstRow="0" w:lastRow="0" w:firstColumn="1" w:lastColumn="0" w:oddVBand="0" w:evenVBand="0" w:oddHBand="0" w:evenHBand="0" w:firstRowFirstColumn="0" w:firstRowLastColumn="0" w:lastRowFirstColumn="0" w:lastRowLastColumn="0"/>
-            <w:tcW w:w="332" w:type="pct"/>
+            <w:tcW w:w="388" w:type="pct"/>
             <w:noWrap/>
             <w:hideMark/>
           </w:tcPr>
@@ -1172,7 +1172,7 @@
         </w:tc>
         <w:tc>
           <w:tcPr>
-            <w:tcW w:w="3419" w:type="pct"/>
+            <w:tcW w:w="3362" w:type="pct"/>
             <w:noWrap/>
             <w:hideMark/>
           </w:tcPr>
@@ -1227,7 +1227,7 @@
         <w:tc>
           <w:tcPr>
             <w:cnfStyle w:val="001000000000" w:firstRow="0" w:lastRow="0" w:firstColumn="1" w:lastColumn="0" w:oddVBand="0" w:evenVBand="0" w:oddHBand="0" w:evenHBand="0" w:firstRowFirstColumn="0" w:firstRowLastColumn="0" w:lastRowFirstColumn="0" w:lastRowLastColumn="0"/>
-            <w:tcW w:w="332" w:type="pct"/>
+            <w:tcW w:w="388" w:type="pct"/>
             <w:noWrap/>
             <w:hideMark/>
           </w:tcPr>
@@ -1246,15 +1246,54 @@
                 <w:color w:val="000000"/>
                 <w:lang w:eastAsia="nl-NL"/>
               </w:rPr>
+              <w:t>338</w:t>
+            </w:r>
+          </w:p>
+        </w:tc>
+        <w:tc>
+          <w:tcPr>
+            <w:tcW w:w="3362" w:type="pct"/>
+            <w:hideMark/>
+          </w:tcPr>
+          <w:p>
+            <w:pPr>
+              <w:cnfStyle w:val="000000100000" w:firstRow="0" w:lastRow="0" w:firstColumn="0" w:lastColumn="0" w:oddVBand="0" w:evenVBand="0" w:oddHBand="1" w:evenHBand="0" w:firstRowFirstColumn="0" w:firstRowLastColumn="0" w:lastRowFirstColumn="0" w:lastRowLastColumn="0"/>
+              <w:rPr>
+                <w:rFonts w:ascii="Calibri" w:eastAsia="Times New Roman" w:hAnsi="Calibri" w:cs="Calibri"/>
+                <w:color w:val="000000"/>
+                <w:lang w:eastAsia="nl-NL"/>
+              </w:rPr>
+            </w:pPr>
+            <w:r>
+              <w:rPr>
+                <w:rFonts w:ascii="Calibri" w:eastAsia="Times New Roman" w:hAnsi="Calibri" w:cs="Calibri"/>
+                <w:color w:val="000000"/>
+                <w:lang w:eastAsia="nl-NL"/>
+              </w:rPr>
+              <w:t xml:space="preserve">Bij het maken van een reservering moeten eventuele opmerkingen </w:t>
+            </w:r>
+            <w:r>
+              <w:rPr>
+                <w:rFonts w:ascii="Calibri" w:eastAsia="Times New Roman" w:hAnsi="Calibri" w:cs="Calibri"/>
+                <w:color w:val="000000"/>
+                <w:lang w:eastAsia="nl-NL"/>
+              </w:rPr>
+              <w:br/>
+            </w:r>
+            <w:r>
+              <w:rPr>
+                <w:rFonts w:ascii="Calibri" w:eastAsia="Times New Roman" w:hAnsi="Calibri" w:cs="Calibri"/>
+                <w:color w:val="000000"/>
+                <w:lang w:eastAsia="nl-NL"/>
+              </w:rPr>
               <w:lastRenderedPageBreak/>
-              <w:t>338</w:t>
-            </w:r>
-          </w:p>
-        </w:tc>
-        <w:tc>
-          <w:tcPr>
-            <w:tcW w:w="3419" w:type="pct"/>
-            <w:hideMark/>
+              <w:t>(bijvoorbeeld iemand geeft een voorkeur door voor tafel aan het raam of meldt een verjaardag) kunnen worden ingevoerd.</w:t>
+            </w:r>
+          </w:p>
+        </w:tc>
+        <w:tc>
+          <w:tcPr>
+            <w:tcW w:w="1249" w:type="pct"/>
           </w:tcPr>
           <w:p>
             <w:pPr>
@@ -1271,38 +1310,7 @@
                 <w:color w:val="000000"/>
                 <w:lang w:eastAsia="nl-NL"/>
               </w:rPr>
-              <w:t xml:space="preserve">Bij het maken van een reservering moeten eventuele opmerkingen </w:t>
-            </w:r>
-            <w:r>
-              <w:rPr>
-                <w:rFonts w:ascii="Calibri" w:eastAsia="Times New Roman" w:hAnsi="Calibri" w:cs="Calibri"/>
-                <w:color w:val="000000"/>
-                <w:lang w:eastAsia="nl-NL"/>
-              </w:rPr>
-              <w:br/>
-              <w:t>(bijvoorbeeld iemand geeft een voorkeur door voor tafel aan het raam of meldt een verjaardag) kunnen worden ingevoerd.</w:t>
-            </w:r>
-          </w:p>
-        </w:tc>
-        <w:tc>
-          <w:tcPr>
-            <w:tcW w:w="1249" w:type="pct"/>
-          </w:tcPr>
-          <w:p>
-            <w:pPr>
-              <w:cnfStyle w:val="000000100000" w:firstRow="0" w:lastRow="0" w:firstColumn="0" w:lastColumn="0" w:oddVBand="0" w:evenVBand="0" w:oddHBand="1" w:evenHBand="0" w:firstRowFirstColumn="0" w:firstRowLastColumn="0" w:lastRowFirstColumn="0" w:lastRowLastColumn="0"/>
-              <w:rPr>
-                <w:rFonts w:ascii="Calibri" w:eastAsia="Times New Roman" w:hAnsi="Calibri" w:cs="Calibri"/>
-                <w:color w:val="000000"/>
-                <w:lang w:eastAsia="nl-NL"/>
-              </w:rPr>
-            </w:pPr>
-            <w:r>
-              <w:rPr>
-                <w:rFonts w:ascii="Calibri" w:eastAsia="Times New Roman" w:hAnsi="Calibri" w:cs="Calibri"/>
-                <w:color w:val="000000"/>
-                <w:lang w:eastAsia="nl-NL"/>
-              </w:rPr>
+              <w:lastRenderedPageBreak/>
               <w:t>skip</w:t>
             </w:r>
           </w:p>
@@ -1315,7 +1323,7 @@
         <w:tc>
           <w:tcPr>
             <w:cnfStyle w:val="001000000000" w:firstRow="0" w:lastRow="0" w:firstColumn="1" w:lastColumn="0" w:oddVBand="0" w:evenVBand="0" w:oddHBand="0" w:evenHBand="0" w:firstRowFirstColumn="0" w:firstRowLastColumn="0" w:lastRowFirstColumn="0" w:lastRowLastColumn="0"/>
-            <w:tcW w:w="332" w:type="pct"/>
+            <w:tcW w:w="388" w:type="pct"/>
             <w:noWrap/>
             <w:hideMark/>
           </w:tcPr>
@@ -1340,7 +1348,7 @@
         </w:tc>
         <w:tc>
           <w:tcPr>
-            <w:tcW w:w="3419" w:type="pct"/>
+            <w:tcW w:w="3362" w:type="pct"/>
             <w:hideMark/>
           </w:tcPr>
           <w:p>
@@ -1403,7 +1411,7 @@
         <w:tc>
           <w:tcPr>
             <w:cnfStyle w:val="001000000000" w:firstRow="0" w:lastRow="0" w:firstColumn="1" w:lastColumn="0" w:oddVBand="0" w:evenVBand="0" w:oddHBand="0" w:evenHBand="0" w:firstRowFirstColumn="0" w:firstRowLastColumn="0" w:lastRowFirstColumn="0" w:lastRowLastColumn="0"/>
-            <w:tcW w:w="332" w:type="pct"/>
+            <w:tcW w:w="388" w:type="pct"/>
             <w:noWrap/>
             <w:hideMark/>
           </w:tcPr>
@@ -1428,7 +1436,7 @@
         </w:tc>
         <w:tc>
           <w:tcPr>
-            <w:tcW w:w="3419" w:type="pct"/>
+            <w:tcW w:w="3362" w:type="pct"/>
             <w:noWrap/>
             <w:hideMark/>
           </w:tcPr>
@@ -1474,7 +1482,7 @@
         <w:tc>
           <w:tcPr>
             <w:cnfStyle w:val="001000000000" w:firstRow="0" w:lastRow="0" w:firstColumn="1" w:lastColumn="0" w:oddVBand="0" w:evenVBand="0" w:oddHBand="0" w:evenHBand="0" w:firstRowFirstColumn="0" w:firstRowLastColumn="0" w:lastRowFirstColumn="0" w:lastRowLastColumn="0"/>
-            <w:tcW w:w="332" w:type="pct"/>
+            <w:tcW w:w="388" w:type="pct"/>
             <w:noWrap/>
             <w:hideMark/>
           </w:tcPr>
@@ -1499,7 +1507,7 @@
         </w:tc>
         <w:tc>
           <w:tcPr>
-            <w:tcW w:w="3419" w:type="pct"/>
+            <w:tcW w:w="3362" w:type="pct"/>
             <w:noWrap/>
             <w:hideMark/>
           </w:tcPr>
@@ -1546,7 +1554,7 @@
         <w:tc>
           <w:tcPr>
             <w:cnfStyle w:val="001000000000" w:firstRow="0" w:lastRow="0" w:firstColumn="1" w:lastColumn="0" w:oddVBand="0" w:evenVBand="0" w:oddHBand="0" w:evenHBand="0" w:firstRowFirstColumn="0" w:firstRowLastColumn="0" w:lastRowFirstColumn="0" w:lastRowLastColumn="0"/>
-            <w:tcW w:w="332" w:type="pct"/>
+            <w:tcW w:w="388" w:type="pct"/>
             <w:noWrap/>
             <w:hideMark/>
           </w:tcPr>
@@ -1571,7 +1579,7 @@
         </w:tc>
         <w:tc>
           <w:tcPr>
-            <w:tcW w:w="3419" w:type="pct"/>
+            <w:tcW w:w="3362" w:type="pct"/>
             <w:hideMark/>
           </w:tcPr>
           <w:p>
@@ -1669,7 +1677,7 @@
         <w:tc>
           <w:tcPr>
             <w:cnfStyle w:val="001000000000" w:firstRow="0" w:lastRow="0" w:firstColumn="1" w:lastColumn="0" w:oddVBand="0" w:evenVBand="0" w:oddHBand="0" w:evenHBand="0" w:firstRowFirstColumn="0" w:firstRowLastColumn="0" w:lastRowFirstColumn="0" w:lastRowLastColumn="0"/>
-            <w:tcW w:w="332" w:type="pct"/>
+            <w:tcW w:w="388" w:type="pct"/>
             <w:noWrap/>
             <w:hideMark/>
           </w:tcPr>
@@ -1694,7 +1702,7 @@
         </w:tc>
         <w:tc>
           <w:tcPr>
-            <w:tcW w:w="3419" w:type="pct"/>
+            <w:tcW w:w="3362" w:type="pct"/>
             <w:hideMark/>
           </w:tcPr>
           <w:p>
@@ -1829,7 +1837,7 @@
         <w:tc>
           <w:tcPr>
             <w:cnfStyle w:val="001000000000" w:firstRow="0" w:lastRow="0" w:firstColumn="1" w:lastColumn="0" w:oddVBand="0" w:evenVBand="0" w:oddHBand="0" w:evenHBand="0" w:firstRowFirstColumn="0" w:firstRowLastColumn="0" w:lastRowFirstColumn="0" w:lastRowLastColumn="0"/>
-            <w:tcW w:w="332" w:type="pct"/>
+            <w:tcW w:w="388" w:type="pct"/>
             <w:noWrap/>
             <w:hideMark/>
           </w:tcPr>
@@ -1854,7 +1862,7 @@
         </w:tc>
         <w:tc>
           <w:tcPr>
-            <w:tcW w:w="3419" w:type="pct"/>
+            <w:tcW w:w="3362" w:type="pct"/>
             <w:hideMark/>
           </w:tcPr>
           <w:p>
@@ -1925,7 +1933,7 @@
         <w:tc>
           <w:tcPr>
             <w:cnfStyle w:val="001000000000" w:firstRow="0" w:lastRow="0" w:firstColumn="1" w:lastColumn="0" w:oddVBand="0" w:evenVBand="0" w:oddHBand="0" w:evenHBand="0" w:firstRowFirstColumn="0" w:firstRowLastColumn="0" w:lastRowFirstColumn="0" w:lastRowLastColumn="0"/>
-            <w:tcW w:w="332" w:type="pct"/>
+            <w:tcW w:w="388" w:type="pct"/>
             <w:noWrap/>
             <w:hideMark/>
           </w:tcPr>
@@ -1950,7 +1958,7 @@
         </w:tc>
         <w:tc>
           <w:tcPr>
-            <w:tcW w:w="3419" w:type="pct"/>
+            <w:tcW w:w="3362" w:type="pct"/>
             <w:hideMark/>
           </w:tcPr>
           <w:p>
@@ -2004,6 +2012,14 @@
                 <w:lang w:eastAsia="nl-NL"/>
               </w:rPr>
               <w:br/>
+            </w:r>
+            <w:r>
+              <w:rPr>
+                <w:rFonts w:ascii="Calibri" w:eastAsia="Times New Roman" w:hAnsi="Calibri" w:cs="Calibri"/>
+                <w:color w:val="000000"/>
+                <w:lang w:eastAsia="nl-NL"/>
+              </w:rPr>
+              <w:lastRenderedPageBreak/>
               <w:t>Er moet een overzicht per week per medewerker komen met daarop het aantal gewerkte uren en de berekende fooi.</w:t>
             </w:r>
           </w:p>
@@ -2027,6 +2043,7 @@
                 <w:color w:val="000000"/>
                 <w:lang w:eastAsia="nl-NL"/>
               </w:rPr>
+              <w:lastRenderedPageBreak/>
               <w:t>skip</w:t>
             </w:r>
           </w:p>
@@ -2040,7 +2057,7 @@
         <w:tc>
           <w:tcPr>
             <w:cnfStyle w:val="001000000000" w:firstRow="0" w:lastRow="0" w:firstColumn="1" w:lastColumn="0" w:oddVBand="0" w:evenVBand="0" w:oddHBand="0" w:evenHBand="0" w:firstRowFirstColumn="0" w:firstRowLastColumn="0" w:lastRowFirstColumn="0" w:lastRowLastColumn="0"/>
-            <w:tcW w:w="332" w:type="pct"/>
+            <w:tcW w:w="388" w:type="pct"/>
             <w:noWrap/>
             <w:hideMark/>
           </w:tcPr>
@@ -2065,7 +2082,7 @@
         </w:tc>
         <w:tc>
           <w:tcPr>
-            <w:tcW w:w="3419" w:type="pct"/>
+            <w:tcW w:w="3362" w:type="pct"/>
             <w:hideMark/>
           </w:tcPr>
           <w:p>
@@ -2136,7 +2153,7 @@
         <w:tc>
           <w:tcPr>
             <w:cnfStyle w:val="001000000000" w:firstRow="0" w:lastRow="0" w:firstColumn="1" w:lastColumn="0" w:oddVBand="0" w:evenVBand="0" w:oddHBand="0" w:evenHBand="0" w:firstRowFirstColumn="0" w:firstRowLastColumn="0" w:lastRowFirstColumn="0" w:lastRowLastColumn="0"/>
-            <w:tcW w:w="332" w:type="pct"/>
+            <w:tcW w:w="388" w:type="pct"/>
             <w:noWrap/>
             <w:hideMark/>
           </w:tcPr>
@@ -2161,7 +2178,7 @@
         </w:tc>
         <w:tc>
           <w:tcPr>
-            <w:tcW w:w="3419" w:type="pct"/>
+            <w:tcW w:w="3362" w:type="pct"/>
             <w:noWrap/>
             <w:hideMark/>
           </w:tcPr>
@@ -2208,7 +2225,7 @@
         <w:tc>
           <w:tcPr>
             <w:cnfStyle w:val="001000000000" w:firstRow="0" w:lastRow="0" w:firstColumn="1" w:lastColumn="0" w:oddVBand="0" w:evenVBand="0" w:oddHBand="0" w:evenHBand="0" w:firstRowFirstColumn="0" w:firstRowLastColumn="0" w:lastRowFirstColumn="0" w:lastRowLastColumn="0"/>
-            <w:tcW w:w="332" w:type="pct"/>
+            <w:tcW w:w="388" w:type="pct"/>
             <w:noWrap/>
             <w:hideMark/>
           </w:tcPr>
@@ -2233,7 +2250,7 @@
         </w:tc>
         <w:tc>
           <w:tcPr>
-            <w:tcW w:w="3419" w:type="pct"/>
+            <w:tcW w:w="3362" w:type="pct"/>
             <w:hideMark/>
           </w:tcPr>
           <w:p>
@@ -2314,7 +2331,7 @@
         <w:tc>
           <w:tcPr>
             <w:cnfStyle w:val="001000000000" w:firstRow="0" w:lastRow="0" w:firstColumn="1" w:lastColumn="0" w:oddVBand="0" w:evenVBand="0" w:oddHBand="0" w:evenHBand="0" w:firstRowFirstColumn="0" w:firstRowLastColumn="0" w:lastRowFirstColumn="0" w:lastRowLastColumn="0"/>
-            <w:tcW w:w="332" w:type="pct"/>
+            <w:tcW w:w="388" w:type="pct"/>
             <w:noWrap/>
             <w:hideMark/>
           </w:tcPr>
@@ -2339,7 +2356,7 @@
         </w:tc>
         <w:tc>
           <w:tcPr>
-            <w:tcW w:w="3419" w:type="pct"/>
+            <w:tcW w:w="3362" w:type="pct"/>
             <w:noWrap/>
             <w:hideMark/>
           </w:tcPr>
@@ -2386,7 +2403,7 @@
         <w:tc>
           <w:tcPr>
             <w:cnfStyle w:val="001000000000" w:firstRow="0" w:lastRow="0" w:firstColumn="1" w:lastColumn="0" w:oddVBand="0" w:evenVBand="0" w:oddHBand="0" w:evenHBand="0" w:firstRowFirstColumn="0" w:firstRowLastColumn="0" w:lastRowFirstColumn="0" w:lastRowLastColumn="0"/>
-            <w:tcW w:w="332" w:type="pct"/>
+            <w:tcW w:w="388" w:type="pct"/>
             <w:noWrap/>
             <w:hideMark/>
           </w:tcPr>
@@ -2411,7 +2428,7 @@
         </w:tc>
         <w:tc>
           <w:tcPr>
-            <w:tcW w:w="3419" w:type="pct"/>
+            <w:tcW w:w="3362" w:type="pct"/>
             <w:noWrap/>
             <w:hideMark/>
           </w:tcPr>
@@ -2457,7 +2474,7 @@
         <w:tc>
           <w:tcPr>
             <w:cnfStyle w:val="001000000000" w:firstRow="0" w:lastRow="0" w:firstColumn="1" w:lastColumn="0" w:oddVBand="0" w:evenVBand="0" w:oddHBand="0" w:evenHBand="0" w:firstRowFirstColumn="0" w:firstRowLastColumn="0" w:lastRowFirstColumn="0" w:lastRowLastColumn="0"/>
-            <w:tcW w:w="332" w:type="pct"/>
+            <w:tcW w:w="388" w:type="pct"/>
             <w:noWrap/>
             <w:hideMark/>
           </w:tcPr>
@@ -2482,7 +2499,7 @@
         </w:tc>
         <w:tc>
           <w:tcPr>
-            <w:tcW w:w="3419" w:type="pct"/>
+            <w:tcW w:w="3362" w:type="pct"/>
             <w:noWrap/>
             <w:hideMark/>
           </w:tcPr>
@@ -2529,7 +2546,7 @@
         <w:tc>
           <w:tcPr>
             <w:cnfStyle w:val="001000000000" w:firstRow="0" w:lastRow="0" w:firstColumn="1" w:lastColumn="0" w:oddVBand="0" w:evenVBand="0" w:oddHBand="0" w:evenHBand="0" w:firstRowFirstColumn="0" w:firstRowLastColumn="0" w:lastRowFirstColumn="0" w:lastRowLastColumn="0"/>
-            <w:tcW w:w="332" w:type="pct"/>
+            <w:tcW w:w="388" w:type="pct"/>
             <w:noWrap/>
             <w:hideMark/>
           </w:tcPr>
@@ -2554,7 +2571,7 @@
         </w:tc>
         <w:tc>
           <w:tcPr>
-            <w:tcW w:w="3419" w:type="pct"/>
+            <w:tcW w:w="3362" w:type="pct"/>
             <w:noWrap/>
             <w:hideMark/>
           </w:tcPr>
@@ -2600,7 +2617,7 @@
         <w:tc>
           <w:tcPr>
             <w:cnfStyle w:val="001000000000" w:firstRow="0" w:lastRow="0" w:firstColumn="1" w:lastColumn="0" w:oddVBand="0" w:evenVBand="0" w:oddHBand="0" w:evenHBand="0" w:firstRowFirstColumn="0" w:firstRowLastColumn="0" w:lastRowFirstColumn="0" w:lastRowLastColumn="0"/>
-            <w:tcW w:w="332" w:type="pct"/>
+            <w:tcW w:w="388" w:type="pct"/>
             <w:noWrap/>
             <w:hideMark/>
           </w:tcPr>
@@ -2625,7 +2642,7 @@
         </w:tc>
         <w:tc>
           <w:tcPr>
-            <w:tcW w:w="3419" w:type="pct"/>
+            <w:tcW w:w="3362" w:type="pct"/>
             <w:noWrap/>
             <w:hideMark/>
           </w:tcPr>
@@ -4595,28 +4612,6 @@
 </file>
 
 <file path=customXml/item1.xml><?xml version="1.0" encoding="utf-8"?>
-<?mso-contentType ?>
-<FormTemplates xmlns="http://schemas.microsoft.com/sharepoint/v3/contenttype/forms">
-  <Display>DocumentLibraryForm</Display>
-  <Edit>DocumentLibraryForm</Edit>
-  <New>DocumentLibraryForm</New>
-</FormTemplates>
-</file>
-
-<file path=customXml/item2.xml><?xml version="1.0" encoding="utf-8"?>
-<p:properties xmlns:p="http://schemas.microsoft.com/office/2006/metadata/properties" xmlns:xsi="http://www.w3.org/2001/XMLSchema-instance" xmlns:pc="http://schemas.microsoft.com/office/infopath/2007/PartnerControls">
-  <documentManagement>
-    <opmerking xmlns="3bb2d62f-9cf3-41e4-8e26-dc347878987c" xsi:nil="true"/>
-    <TaxCatchAll xmlns="8902adb9-d5ab-4519-807d-4f8787b35b14" xsi:nil="true"/>
-    <lcf76f155ced4ddcb4097134ff3c332f xmlns="3bb2d62f-9cf3-41e4-8e26-dc347878987c">
-      <Terms xmlns="http://schemas.microsoft.com/office/infopath/2007/PartnerControls"/>
-    </lcf76f155ced4ddcb4097134ff3c332f>
-    <Date xmlns="3bb2d62f-9cf3-41e4-8e26-dc347878987c" xsi:nil="true"/>
-  </documentManagement>
-</p:properties>
-</file>
-
-<file path=customXml/item3.xml><?xml version="1.0" encoding="utf-8"?>
 <ct:contentTypeSchema xmlns:ct="http://schemas.microsoft.com/office/2006/metadata/contentType" xmlns:ma="http://schemas.microsoft.com/office/2006/metadata/properties/metaAttributes" ct:_="" ma:_="" ma:contentTypeName="Document" ma:contentTypeID="0x01010081721797C5860640AD6427A9C39167B1" ma:contentTypeVersion="18" ma:contentTypeDescription="Een nieuw document maken." ma:contentTypeScope="" ma:versionID="f9b9bac5d60e110a9722c03cc6870f7c">
   <xsd:schema xmlns:xsd="http://www.w3.org/2001/XMLSchema" xmlns:xs="http://www.w3.org/2001/XMLSchema" xmlns:p="http://schemas.microsoft.com/office/2006/metadata/properties" xmlns:ns2="3bb2d62f-9cf3-41e4-8e26-dc347878987c" xmlns:ns3="8902adb9-d5ab-4519-807d-4f8787b35b14" targetNamespace="http://schemas.microsoft.com/office/2006/metadata/properties" ma:root="true" ma:fieldsID="62d0abfc27933f6c22e2010e836c142e" ns2:_="" ns3:_="">
     <xsd:import namespace="3bb2d62f-9cf3-41e4-8e26-dc347878987c"/>
@@ -4873,10 +4868,43 @@
 </ct:contentTypeSchema>
 </file>
 
+<file path=customXml/item2.xml><?xml version="1.0" encoding="utf-8"?>
+<p:properties xmlns:p="http://schemas.microsoft.com/office/2006/metadata/properties" xmlns:xsi="http://www.w3.org/2001/XMLSchema-instance" xmlns:pc="http://schemas.microsoft.com/office/infopath/2007/PartnerControls">
+  <documentManagement>
+    <opmerking xmlns="3bb2d62f-9cf3-41e4-8e26-dc347878987c" xsi:nil="true"/>
+    <TaxCatchAll xmlns="8902adb9-d5ab-4519-807d-4f8787b35b14" xsi:nil="true"/>
+    <lcf76f155ced4ddcb4097134ff3c332f xmlns="3bb2d62f-9cf3-41e4-8e26-dc347878987c">
+      <Terms xmlns="http://schemas.microsoft.com/office/infopath/2007/PartnerControls"/>
+    </lcf76f155ced4ddcb4097134ff3c332f>
+    <Date xmlns="3bb2d62f-9cf3-41e4-8e26-dc347878987c" xsi:nil="true"/>
+  </documentManagement>
+</p:properties>
+</file>
+
+<file path=customXml/item3.xml><?xml version="1.0" encoding="utf-8"?>
+<?mso-contentType ?>
+<FormTemplates xmlns="http://schemas.microsoft.com/sharepoint/v3/contenttype/forms">
+  <Display>DocumentLibraryForm</Display>
+  <Edit>DocumentLibraryForm</Edit>
+  <New>DocumentLibraryForm</New>
+</FormTemplates>
+</file>
+
 <file path=customXml/itemProps1.xml><?xml version="1.0" encoding="utf-8"?>
-<ds:datastoreItem xmlns:ds="http://schemas.openxmlformats.org/officeDocument/2006/customXml" ds:itemID="{50E63AEF-7D46-4C2A-B558-B72117938AD8}">
+<ds:datastoreItem xmlns:ds="http://schemas.openxmlformats.org/officeDocument/2006/customXml" ds:itemID="{4A37C9DC-A2A7-451C-B0EF-AB89C4772D1C}">
   <ds:schemaRefs>
-    <ds:schemaRef ds:uri="http://schemas.microsoft.com/sharepoint/v3/contenttype/forms"/>
+    <ds:schemaRef ds:uri="http://schemas.microsoft.com/office/2006/metadata/contentType"/>
+    <ds:schemaRef ds:uri="http://schemas.microsoft.com/office/2006/metadata/properties/metaAttributes"/>
+    <ds:schemaRef ds:uri="http://www.w3.org/2001/XMLSchema"/>
+    <ds:schemaRef ds:uri="http://schemas.microsoft.com/office/2006/metadata/properties"/>
+    <ds:schemaRef ds:uri="3bb2d62f-9cf3-41e4-8e26-dc347878987c"/>
+    <ds:schemaRef ds:uri="8902adb9-d5ab-4519-807d-4f8787b35b14"/>
+    <ds:schemaRef ds:uri="http://schemas.microsoft.com/office/2006/documentManagement/types"/>
+    <ds:schemaRef ds:uri="http://schemas.microsoft.com/office/infopath/2007/PartnerControls"/>
+    <ds:schemaRef ds:uri="http://schemas.openxmlformats.org/package/2006/metadata/core-properties"/>
+    <ds:schemaRef ds:uri="http://purl.org/dc/elements/1.1/"/>
+    <ds:schemaRef ds:uri="http://purl.org/dc/terms/"/>
+    <ds:schemaRef ds:uri="http://schemas.microsoft.com/internal/obd"/>
   </ds:schemaRefs>
 </ds:datastoreItem>
 </file>
@@ -4893,20 +4921,9 @@
 </file>
 
 <file path=customXml/itemProps3.xml><?xml version="1.0" encoding="utf-8"?>
-<ds:datastoreItem xmlns:ds="http://schemas.openxmlformats.org/officeDocument/2006/customXml" ds:itemID="{4A37C9DC-A2A7-451C-B0EF-AB89C4772D1C}">
+<ds:datastoreItem xmlns:ds="http://schemas.openxmlformats.org/officeDocument/2006/customXml" ds:itemID="{50E63AEF-7D46-4C2A-B558-B72117938AD8}">
   <ds:schemaRefs>
-    <ds:schemaRef ds:uri="http://schemas.microsoft.com/office/2006/metadata/contentType"/>
-    <ds:schemaRef ds:uri="http://schemas.microsoft.com/office/2006/metadata/properties/metaAttributes"/>
-    <ds:schemaRef ds:uri="http://www.w3.org/2001/XMLSchema"/>
-    <ds:schemaRef ds:uri="http://schemas.microsoft.com/office/2006/metadata/properties"/>
-    <ds:schemaRef ds:uri="3bb2d62f-9cf3-41e4-8e26-dc347878987c"/>
-    <ds:schemaRef ds:uri="8902adb9-d5ab-4519-807d-4f8787b35b14"/>
-    <ds:schemaRef ds:uri="http://schemas.microsoft.com/office/2006/documentManagement/types"/>
-    <ds:schemaRef ds:uri="http://schemas.microsoft.com/office/infopath/2007/PartnerControls"/>
-    <ds:schemaRef ds:uri="http://schemas.openxmlformats.org/package/2006/metadata/core-properties"/>
-    <ds:schemaRef ds:uri="http://purl.org/dc/elements/1.1/"/>
-    <ds:schemaRef ds:uri="http://purl.org/dc/terms/"/>
-    <ds:schemaRef ds:uri="http://schemas.microsoft.com/internal/obd"/>
+    <ds:schemaRef ds:uri="http://schemas.microsoft.com/sharepoint/v3/contenttype/forms"/>
   </ds:schemaRefs>
 </ds:datastoreItem>
 </file>